--- a/dist/downloads/manuscripts_vi/p5_china_vi.docx
+++ b/dist/downloads/manuscripts_vi/p5_china_vi.docx
@@ -55,10 +55,7 @@
         <w:t xml:space="preserve">Đỗ Thùy Hương</w:t>
       </w:r>
       <w:r>
-        <w:t xml:space="preserve"> </w:t>
-      </w:r>
-      <w:r>
-        <w:t xml:space="preserve">· Khoa Kinh tế, Đại học Cần Thơ · huongp1323001@gstudent.ctu.edu.vn · ORCID:</w:t>
+        <w:t xml:space="preserve">, Khoa Kinh tế, Đại học Cần Thơ, huongp1323001@gstudent.ctu.edu.vn, ORCID:</w:t>
       </w:r>
       <w:r>
         <w:t xml:space="preserve"> </w:t>
@@ -92,10 +89,7 @@
         <w:t xml:space="preserve">(Tác giả liên hệ)</w:t>
       </w:r>
       <w:r>
-        <w:t xml:space="preserve"> </w:t>
-      </w:r>
-      <w:r>
-        <w:t xml:space="preserve">· Khoa Kinh tế, Đại học Cần Thơ · patu@ctu.edu.vn · ORCID:</w:t>
+        <w:t xml:space="preserve">, Khoa Kinh tế, Đại học Cần Thơ, patu@ctu.edu.vn, ORCID:</w:t>
       </w:r>
       <w:r>
         <w:t xml:space="preserve"> </w:t>
@@ -197,7 +191,7 @@
         <w:t xml:space="preserve"> </w:t>
       </w:r>
       <w:r>
-        <w:t xml:space="preserve">4 (Hình 1 mô hình khái niệm; Hình 2 ước lượng điểm ngưỡng kèm khoảng tin cậy 95%; Hình 3 đường cong I→P dự báo theo đợt khảo sát; Hình 4 hệ số dịch chuyển mức nền theo năng lực).</w:t>
+        <w:t xml:space="preserve">4 (Hình 1 mô hình khái niệm; Hình 2 ước lượng điểm ngưỡng kèm khoảng tin cậy 95%; Hình 3 đường cong I-P dự báo theo đợt khảo sát; Hình 4 hệ số dịch chuyển mức nền theo năng lực).</w:t>
       </w:r>
     </w:p>
     <w:p>
@@ -833,7 +827,7 @@
         <w:t xml:space="preserve"> </w:t>
       </w:r>
       <w:r>
-        <w:t xml:space="preserve">Mô hình khái niệm: cường độ quốc tế hóa (FSTS), năng lực công nghệ (TCI_full) và đợt khảo sát theo thời gian là các yếu tố quyết định năng suất lao động log. Các mũi tên điều tiết nét đứt phản ánh các phân tích cơ chế khám phá được đánh giá trong §4.5.</w:t>
+        <w:t xml:space="preserve">Mô hình khái niệm: cường độ quốc tế hóa (FSTS), năng lực công nghệ (TCI_full) và đợt khảo sát theo thời gian là các yếu tố quyết định năng suất lao động log. Các mũi tên điều tiết nét đứt phản ánh các phân tích cơ chế khám phá được đánh giá trong Mục 4.5.</w:t>
       </w:r>
     </w:p>
     <w:p>
@@ -885,7 +879,7 @@
         <w:t xml:space="preserve">a4a</w:t>
       </w:r>
       <w:r>
-        <w:t xml:space="preserve">). Một kiểm định vững giới hạn mẫu vào các doanh nghiệp chế tạo (mã ISIC Rev 3.1 15–38 ở 2012 và mã ISIC Rev 4 10–33 ở 2024) được báo cáo trong §4.6.</w:t>
+        <w:t xml:space="preserve">). Một kiểm định vững giới hạn mẫu vào các doanh nghiệp chế tạo (mã ISIC Rev 3.1 15–38 ở 2012 và mã ISIC Rev 4 10–33 ở 2024) được báo cáo trong Mục 4.6.</w:t>
       </w:r>
     </w:p>
     <w:p>
@@ -3647,7 +3641,7 @@
         <w:pStyle w:val="FirstParagraph"/>
       </w:pPr>
       <w:r>
-        <w:t xml:space="preserve">DAI_core (own-website) dương và có ý nghĩa ở cả hai đợt (β_z ≈ +0,10 ở 2012, p = ,002; +0,12 ở 2024, p &lt; ,001) khi được đưa vào như biến kiểm soát trong M2. Một mô hình khám phá cơ chế riêng biệt (M7) kiểm định liệu DAI_core có trung gian cho mối quan hệ TCI_full → lnLP qua con đường trung gian tuần tự (TCI_full → DAI_core → lnLP). Ước lượng hiệu ứng gián tiếp bootstrap (n = 1.000 lần rút) cho hiệu ứng gián tiếp nhỏ nhưng dương (2012: +0,018, KTC 95% [0,004; 0,039]; 2024: +0,022, KTC 95% [0,007; 0,043]), nhất quán với đọc trung gian một phần. Tuy nhiên, vì DAI_core là biến đại diện nhị phân đơn lẻ và vì WBES không cho phép quy nhân quả, phân tích này mang tính khám phá và được báo cáo như</w:t>
+        <w:t xml:space="preserve">DAI_core (own-website) dương và có ý nghĩa ở cả hai đợt (β_z ≈ +0,10 ở 2012, p = ,002; +0,12 ở 2024, p &lt; ,001) khi được đưa vào như biến kiểm soát trong M2. Một mô hình khám phá cơ chế riêng biệt (M7) kiểm định liệu DAI_core có trung gian cho mối quan hệ TCI_full đến lnLP qua con đường trung gian tuần tự (TCI_full đến DAI_core đến lnLP). Ước lượng hiệu ứng gián tiếp bootstrap (n = 1.000 lần rút) cho hiệu ứng gián tiếp nhỏ nhưng dương (2012: +0,018, KTC 95% [0,004; 0,039]; 2024: +0,022, KTC 95% [0,007; 0,043]), nhất quán với đọc trung gian một phần. Tuy nhiên, vì DAI_core là biến đại diện nhị phân đơn lẻ và vì WBES không cho phép quy nhân quả, phân tích này mang tính khám phá và được báo cáo như</w:t>
       </w:r>
       <w:r>
         <w:t xml:space="preserve"> </w:t>
@@ -3857,7 +3851,7 @@
         <w:pStyle w:val="BodyText"/>
       </w:pPr>
       <w:r>
-        <w:t xml:space="preserve">Kết quả null của TCI về điều tiết độ cong ở Trung Quốc nhất quán với P4 Singapore (nơi TCI chỉ hoạt động như yếu tố tăng cường năng suất trực tiếp mà không điều tiết độ dốc I→P). Mô hình này nổi lên ở hai nền kinh tế thể chế khác biệt: Trung Quốc (chuyển đổi mới nổi/Cận trên trung) và Singapore (đổi mới tiên tiến). Cách diễn giải dự phòng Biến thiên chế độ thể chế (Institutional Context Regime Variation — ICRV) gợi ý rằng điều tiết TCI về độ cong có thể tập trung ở các nền kinh tế chuyển đổi với thị trường phân mảnh (P3 Việt Nam: có ý nghĩa; khoảng trống thể chế tạo ra hấp thụ không đồng đều về lợi tức TCI). Phát hiện cấu thành đặc tả thể chế xác định khi nào TCI quan trọng cho độ dốc so với giá trị chặn.</w:t>
+        <w:t xml:space="preserve">Kết quả null của TCI về điều tiết độ cong ở Trung Quốc nhất quán với P4 Singapore (nơi TCI chỉ hoạt động như yếu tố tăng cường năng suất trực tiếp mà không điều tiết độ dốc I-P). Mô hình này nổi lên ở hai nền kinh tế thể chế khác biệt: Trung Quốc (chuyển đổi mới nổi/Cận trên trung) và Singapore (đổi mới tiên tiến). Cách diễn giải dự phòng Biến thiên chế độ thể chế (Institutional Context Regime Variation — ICRV) gợi ý rằng điều tiết TCI về độ cong có thể tập trung ở các nền kinh tế chuyển đổi với thị trường phân mảnh (P3 Việt Nam: có ý nghĩa; khoảng trống thể chế tạo ra hấp thụ không đồng đều về lợi tức TCI). Phát hiện cấu thành đặc tả thể chế xác định khi nào TCI quan trọng cho độ dốc so với giá trị chặn.</w:t>
       </w:r>
     </w:p>
     <w:bookmarkEnd w:id="53"/>
@@ -3875,7 +3869,7 @@
         <w:pStyle w:val="FirstParagraph"/>
       </w:pPr>
       <w:r>
-        <w:t xml:space="preserve">DAI_core (own-website) đi vào dương và có ý nghĩa ở cả hai đợt nhưng không thêm sức giải thích về độ cong hình chữ U ngược ngoài TCI_full. Phác thảo cơ chế (§4.5) gợi ý con đường trung gian một phần (TCI → DAI → lnLP), nhưng hiệu ứng nhỏ và các giả định nhận dạng không được đáp ứng đầy đủ với một mặt cắt ngang đơn đợt. Cách diễn giải đúng là hiện diện số là yếu tố bổ sung cho năng suất thay vì construct năng lực trong bối cảnh này. Các nhà nghiên cứu muốn thao tác hóa năng lực số trong công việc dựa trên WBES trong tương lai nên xem xét chỉ số tổng hợp phong phú hơn (Verhoef et al., 2021; Vial, 2019) khi các mục số nhiều mục trở nên có sẵn qua các đợt.</w:t>
+        <w:t xml:space="preserve">DAI_core (own-website) đi vào dương và có ý nghĩa ở cả hai đợt nhưng không thêm sức giải thích về độ cong hình chữ U ngược ngoài TCI_full. Phác thảo cơ chế (Mục 4.5) gợi ý con đường trung gian một phần (TCI đến DAI đến lnLP), nhưng hiệu ứng nhỏ và các giả định nhận dạng không được đáp ứng đầy đủ với một mặt cắt ngang đơn đợt. Cách diễn giải đúng là hiện diện số là yếu tố bổ sung cho năng suất thay vì construct năng lực trong bối cảnh này. Các nhà nghiên cứu muốn thao tác hóa năng lực số trong công việc dựa trên WBES trong tương lai nên xem xét chỉ số tổng hợp phong phú hơn (Verhoef et al., 2021; Vial, 2019) khi các mục số nhiều mục trở nên có sẵn qua các đợt.</w:t>
       </w:r>
     </w:p>
     <w:bookmarkEnd w:id="54"/>
@@ -3893,7 +3887,7 @@
         <w:pStyle w:val="FirstParagraph"/>
       </w:pPr>
       <w:r>
-        <w:t xml:space="preserve">Bốn giới hạn suy luận cần lưu ý. Thứ nhất, vì dữ liệu WBES là mặt cắt ngang trong mỗi đợt và khớp panel qua 2012 và 2024 không thể thực hiện do ẩn danh hóa WBES, phân tích ổn định theo thời gian không thể diễn giải là thay đổi trong doanh nghiệp; nó so sánh các mặt cắt ngang đại diện dân số, và các tuyên bố nhân quả dọc đòi hỏi thiết kế panel được khớp như trong một số bổ sung WBES theo quốc gia (Hitt et al., 1997). Thứ hai, năng suất lao động (log doanh thu/lao động) lẫn lộn xu hướng tiền lương và đào sâu vốn, nên các kết luận về hiệu quả sản xuất thay vì tỷ lệ doanh thu-trên-nhân viên vẫn mang tính thận trọng; kiểm định vững TFP Levinsohn–Petrin (§4.6) giải quyết một phần mối lo này, dù nó đưa vào các giả định hàm sản xuất riêng (Shaver, 2020). Thứ ba, tổng hợp TCI_full dựa trên các mục WBES tự khai, đưa vào sai lệch phương pháp chung trong mỗi đợt; công việc trong tương lai có thể đối chiếu với dữ liệu hành chính bằng sáng chế hoặc đăng ký chứng nhận để kiểm tra tính hiệu lực của chỉ số. Thứ tư, biến đại diện nhị phân đơn lẻ DAI_core không thể hỗ trợ kết luận mạnh về năng lực số như một construct; cần chỉ số nhiều mục (Verhoef et al., 2021) để kiểm định đường dẫn trung gian TCI–DAI một cách nghiêm ngặt.</w:t>
+        <w:t xml:space="preserve">Bốn giới hạn suy luận cần lưu ý. Thứ nhất, vì dữ liệu WBES là mặt cắt ngang trong mỗi đợt và khớp panel qua 2012 và 2024 không thể thực hiện do ẩn danh hóa WBES, phân tích ổn định theo thời gian không thể diễn giải là thay đổi trong doanh nghiệp; nó so sánh các mặt cắt ngang đại diện dân số, và các tuyên bố nhân quả dọc đòi hỏi thiết kế panel được khớp như trong một số bổ sung WBES theo quốc gia (Hitt et al., 1997). Thứ hai, năng suất lao động (log doanh thu/lao động) lẫn lộn xu hướng tiền lương và đào sâu vốn, nên các kết luận về hiệu quả sản xuất thay vì tỷ lệ doanh thu-trên-nhân viên vẫn mang tính thận trọng; kiểm định vững TFP Levinsohn–Petrin (Mục 4.6) giải quyết một phần mối lo này, dù nó đưa vào các giả định hàm sản xuất riêng (Shaver, 2020). Thứ ba, tổng hợp TCI_full dựa trên các mục WBES tự khai, đưa vào sai lệch phương pháp chung trong mỗi đợt; công việc trong tương lai có thể đối chiếu với dữ liệu hành chính bằng sáng chế hoặc đăng ký chứng nhận để kiểm tra tính hiệu lực của chỉ số. Thứ tư, biến đại diện nhị phân đơn lẻ DAI_core không thể hỗ trợ kết luận mạnh về năng lực số như một construct; cần chỉ số nhiều mục (Verhoef et al., 2021) để kiểm định đường dẫn trung gian TCI–DAI một cách nghiêm ngặt.</w:t>
       </w:r>
     </w:p>
     <w:bookmarkEnd w:id="55"/>

--- a/dist/downloads/manuscripts_vi/p5_china_vi.docx
+++ b/dist/downloads/manuscripts_vi/p5_china_vi.docx
@@ -279,7 +279,7 @@
         <w:t xml:space="preserve"> </w:t>
       </w:r>
       <w:r>
-        <w:t xml:space="preserve">— Mặc dù có thay đổi cấu trúc đáng kể giữa 2012 và 2024, đánh đổi I–P của Trung Quốc mang tính bền vững về cấu trúc thay vì đặc thù theo đợt. Nghiên cứu tái định khung điểm ngưỡng hình chữ U ngược từ một quy luật riêng cho mẫu thành một đặc điểm cấu trúc bền vững, được củng cố bởi kết quả null về điều tiết độ cong theo năng lực. Bằng chứng ổn định theo thời gian trong cùng quốc gia bổ sung cho văn liệu meta-phân tích rộng hơn về tính dị biệt I–P châu Á mới nổi bằng cách giữ bối cảnh thể chế cố định trong khi thay đổi thời gian.</w:t>
+        <w:t xml:space="preserve">— Mặc dù có thay đổi cấu trúc đáng kể giữa 2012 và 2024, đánh đổi I–P của Trung Quốc mang tính bền vững về cấu trúc thay vì đặc thù theo đợt. Nghiên cứu tái định khung điểm ngưỡng hình chữ U ngược từ một quy luật riêng cho mẫu thành một đặc điểm cấu trúc bền vững, được củng cố bởi kết quả null về điều tiết độ cong theo năng lực. Bằng chứng ổn định theo thời gian trong cùng quốc gia bổ sung cho các nghiên cứu meta-phân tích rộng hơn về tính dị biệt I–P châu Á mới nổi bằng cách giữ bối cảnh thể chế cố định trong khi thay đổi thời gian.</w:t>
       </w:r>
     </w:p>
     <w:p>
@@ -550,7 +550,7 @@
         <w:pStyle w:val="FirstParagraph"/>
       </w:pPr>
       <w:r>
-        <w:t xml:space="preserve">Nghiên cứu đóng góp vào văn liệu I–P theo ba hướng. Thứ nhất, đây là kiểm định ổn định ngưỡng trong cùng quốc gia với hai đợt đầu tiên cho Trung Quốc sử dụng dữ liệu WBES. Thứ hai, nghiên cứu thao tác hóa năng lực công nghệ qua chỉ số tổng hợp được kiểm định (TCI_full) thay vì biến đại diện đơn lẻ. Thứ ba, kết quả null về điều tiết tái định khung vai trò của năng lực từ yếu tố định hình độ cong thành dịch chuyển mức nền, với hàm ý cho các điều kiện biên của hình chữ U ngược.</w:t>
+        <w:t xml:space="preserve">Nghiên cứu đóng góp vào các nghiên cứu I–P theo ba hướng. Thứ nhất, đây là kiểm định ổn định ngưỡng trong cùng quốc gia với hai đợt đầu tiên cho Trung Quốc sử dụng dữ liệu WBES. Thứ hai, nghiên cứu thao tác hóa năng lực công nghệ qua chỉ số tổng hợp được kiểm định (TCI_full) thay vì biến đại diện đơn lẻ. Thứ ba, kết quả null về điều tiết tái định khung vai trò của năng lực từ yếu tố định hình độ cong thành dịch chuyển mức nền, với hàm ý cho các điều kiện biên của hình chữ U ngược.</w:t>
       </w:r>
     </w:p>
     <w:p>
@@ -700,7 +700,7 @@
         <w:pStyle w:val="FirstParagraph"/>
       </w:pPr>
       <w:r>
-        <w:t xml:space="preserve">Lý thuyết năng lực động (Teece, 2007) và văn liệu năng lực công nghệ (Lall, 1992; Avenyo, Tregenna và Kraemer-Mbula, 2021) gợi ý rằng các doanh nghiệp có năng lực nội tại mạnh hơn có thể mở rộng phạm vi tăng cường hiệu quả của quốc tế hóa bằng cách quản lý tính phức tạp hiệu quả hơn. Áp dụng vào hình chữ U ngược, năng lực cao hơn nên làm tăng điểm ngưỡng (dịch chuyển sang phải) và/hoặc làm dốc hơn sườn đi lên (H3). Tuy nhiên, cũng có lập luận năng lực hấp thụ rằng năng lực làm giảm sự phụ thuộc vào học hỏi qua xuất khẩu, làm giảm độ cong (H4). Kiểm định F đồng thời có thể phân biệt các khả năng này.</w:t>
+        <w:t xml:space="preserve">Lý thuyết năng lực động (Teece, 2007) và các nghiên cứu năng lực công nghệ (Lall, 1992; Avenyo, Tregenna và Kraemer-Mbula, 2021) gợi ý rằng các doanh nghiệp có năng lực nội tại mạnh hơn có thể mở rộng phạm vi tăng cường hiệu quả của quốc tế hóa bằng cách quản lý tính phức tạp hiệu quả hơn. Áp dụng vào hình chữ U ngược, năng lực cao hơn nên làm tăng điểm ngưỡng (dịch chuyển sang phải) và/hoặc làm dốc hơn sườn đi lên (H3). Tuy nhiên, cũng có lập luận năng lực hấp thụ rằng năng lực làm giảm sự phụ thuộc vào học hỏi qua xuất khẩu, làm giảm độ cong (H4). Kiểm định F đồng thời có thể phân biệt các khả năng này.</w:t>
       </w:r>
     </w:p>
     <w:p>
@@ -4007,7 +4007,7 @@
         <w:pStyle w:val="FirstParagraph"/>
       </w:pPr>
       <w:r>
-        <w:t xml:space="preserve">Grammarly được dùng chỉ để kiểm tra ngữ pháp và chính tả. Không có công cụ AI nào được sử dụng cho tạo ý tưởng, tổng hợp văn liệu, phân tích dữ liệu hay tạo nội dung bản thảo.</w:t>
+        <w:t xml:space="preserve">Grammarly được dùng chỉ để kiểm tra ngữ pháp và chính tả. Không có công cụ AI nào được sử dụng cho tạo ý tưởng, tổng hợp các nghiên cứu, phân tích dữ liệu hay tạo nội dung bản thảo.</w:t>
       </w:r>
     </w:p>
     <w:p>

--- a/dist/downloads/manuscripts_vi/p5_china_vi.docx
+++ b/dist/downloads/manuscripts_vi/p5_china_vi.docx
@@ -55,7 +55,7 @@
         <w:t xml:space="preserve">Đỗ Thùy Hương</w:t>
       </w:r>
       <w:r>
-        <w:t xml:space="preserve">, Khoa Kinh tế, Đại học Cần Thơ, huongp1323001@gstudent.ctu.edu.vn, ORCID:</w:t>
+        <w:t xml:space="preserve">, Trường Kinh tế, Đại học Cần Thơ, huongp1323001@gstudent.ctu.edu.vn, ORCID:</w:t>
       </w:r>
       <w:r>
         <w:t xml:space="preserve"> </w:t>
@@ -89,7 +89,7 @@
         <w:t xml:space="preserve">(Tác giả liên hệ)</w:t>
       </w:r>
       <w:r>
-        <w:t xml:space="preserve">, Khoa Kinh tế, Đại học Cần Thơ, patu@ctu.edu.vn, ORCID:</w:t>
+        <w:t xml:space="preserve">, Trường Kinh tế, Đại học Cần Thơ, patu@ctu.edu.vn, ORCID:</w:t>
       </w:r>
       <w:r>
         <w:t xml:space="preserve"> </w:t>

--- a/dist/downloads/manuscripts_vi/p5_china_vi.docx
+++ b/dist/downloads/manuscripts_vi/p5_china_vi.docx
@@ -5025,7 +5025,7 @@
     <w:name w:val="Normal"/>
     <w:qFormat/>
     <w:pPr>
-      <w:spacing w:line="360" w:lineRule="auto"/>
+      <w:spacing w:line="288" w:lineRule="auto"/>
       <w:jc w:val="both"/>
     </w:pPr>
     <w:rPr>
@@ -5039,7 +5039,7 @@
     <w:basedOn w:val="Normal"/>
     <w:link w:val="BodyTextChar"/>
     <w:pPr>
-      <w:spacing w:after="180" w:before="180" w:line="360" w:lineRule="auto"/>
+      <w:spacing w:after="180" w:before="180" w:line="288" w:lineRule="auto"/>
       <w:jc w:val="both"/>
     </w:pPr>
     <w:qFormat/>
@@ -5055,7 +5055,7 @@
     <w:next w:val="BodyText"/>
     <w:qFormat/>
     <w:pPr>
-      <w:spacing w:line="360" w:lineRule="auto"/>
+      <w:spacing w:line="288" w:lineRule="auto"/>
       <w:jc w:val="both"/>
     </w:pPr>
     <w:rPr>
@@ -5069,7 +5069,7 @@
     <w:basedOn w:val="BodyText"/>
     <w:qFormat/>
     <w:pPr>
-      <w:spacing w:after="36" w:before="36" w:line="360" w:lineRule="auto"/>
+      <w:spacing w:after="36" w:before="36" w:line="288" w:lineRule="auto"/>
       <w:jc w:val="both"/>
     </w:pPr>
     <w:rPr>
@@ -5086,7 +5086,7 @@
     <w:pPr>
       <w:keepNext/>
       <w:keepLines/>
-      <w:spacing w:after="240" w:before="480" w:line="360" w:lineRule="auto"/>
+      <w:spacing w:after="240" w:before="480" w:line="288" w:lineRule="auto"/>
       <w:jc w:val="both"/>
     </w:pPr>
     <w:rPr>
@@ -5106,7 +5106,7 @@
     <w:pPr>
       <w:keepNext/>
       <w:keepLines/>
-      <w:spacing w:after="240" w:before="240" w:line="360" w:lineRule="auto"/>
+      <w:spacing w:after="240" w:before="240" w:line="288" w:lineRule="auto"/>
       <w:jc w:val="both"/>
     </w:pPr>
     <w:rPr>
@@ -5123,7 +5123,7 @@
     <w:pPr>
       <w:keepNext/>
       <w:keepLines/>
-      <w:spacing w:line="360" w:lineRule="auto"/>
+      <w:spacing w:line="288" w:lineRule="auto"/>
       <w:jc w:val="both"/>
     </w:pPr>
     <w:rPr>
@@ -5139,7 +5139,7 @@
     <w:pPr>
       <w:keepNext/>
       <w:keepLines/>
-      <w:spacing w:line="360" w:lineRule="auto"/>
+      <w:spacing w:line="288" w:lineRule="auto"/>
       <w:jc w:val="both"/>
     </w:pPr>
     <w:rPr>
@@ -5157,7 +5157,7 @@
       <w:keepNext/>
       <w:keepLines/>
       <w:jc w:val="both"/>
-      <w:spacing w:after="0" w:before="300" w:line="360" w:lineRule="auto"/>
+      <w:spacing w:after="0" w:before="300" w:line="288" w:lineRule="auto"/>
     </w:pPr>
     <w:rPr>
       <w:color w:val="000000"/>
@@ -5175,7 +5175,7 @@
     <w:pPr>
       <w:keepNext/>
       <w:keepLines/>
-      <w:spacing w:after="300" w:before="100" w:line="360" w:lineRule="auto"/>
+      <w:spacing w:after="300" w:before="100" w:line="288" w:lineRule="auto"/>
       <w:jc w:val="both"/>
     </w:pPr>
     <w:rPr>
@@ -5191,7 +5191,7 @@
     <w:next w:val="Bibliography"/>
     <w:qFormat/>
     <w:pPr>
-      <w:spacing w:line="360" w:lineRule="auto"/>
+      <w:spacing w:line="288" w:lineRule="auto"/>
       <w:jc w:val="both"/>
     </w:pPr>
     <w:rPr>
@@ -5209,7 +5209,7 @@
     <w:pPr>
       <w:keepNext/>
       <w:keepLines/>
-      <w:spacing w:after="0" w:before="480" w:line="360" w:lineRule="auto"/>
+      <w:spacing w:after="0" w:before="480" w:line="288" w:lineRule="auto"/>
       <w:jc w:val="both"/>
       <w:outlineLvl w:val="0"/>
     </w:pPr>
@@ -5232,7 +5232,7 @@
     <w:pPr>
       <w:keepNext/>
       <w:keepLines/>
-      <w:spacing w:after="0" w:before="200" w:line="360" w:lineRule="auto"/>
+      <w:spacing w:after="0" w:before="200" w:line="288" w:lineRule="auto"/>
       <w:jc w:val="both"/>
       <w:outlineLvl w:val="1"/>
     </w:pPr>
@@ -5255,7 +5255,7 @@
     <w:pPr>
       <w:keepNext/>
       <w:keepLines/>
-      <w:spacing w:after="0" w:before="200" w:line="360" w:lineRule="auto"/>
+      <w:spacing w:after="0" w:before="200" w:line="288" w:lineRule="auto"/>
       <w:jc w:val="both"/>
       <w:outlineLvl w:val="2"/>
     </w:pPr>
@@ -5278,7 +5278,7 @@
     <w:pPr>
       <w:keepNext/>
       <w:keepLines/>
-      <w:spacing w:after="0" w:before="200" w:line="360" w:lineRule="auto"/>
+      <w:spacing w:after="0" w:before="200" w:line="288" w:lineRule="auto"/>
       <w:jc w:val="both"/>
       <w:outlineLvl w:val="3"/>
     </w:pPr>
@@ -5301,7 +5301,7 @@
     <w:pPr>
       <w:keepNext/>
       <w:keepLines/>
-      <w:spacing w:after="0" w:before="200" w:line="360" w:lineRule="auto"/>
+      <w:spacing w:after="0" w:before="200" w:line="288" w:lineRule="auto"/>
       <w:jc w:val="both"/>
       <w:outlineLvl w:val="4"/>
     </w:pPr>
@@ -5323,7 +5323,7 @@
     <w:pPr>
       <w:keepNext/>
       <w:keepLines/>
-      <w:spacing w:after="0" w:before="200" w:line="360" w:lineRule="auto"/>
+      <w:spacing w:after="0" w:before="200" w:line="288" w:lineRule="auto"/>
       <w:jc w:val="both"/>
       <w:outlineLvl w:val="5"/>
     </w:pPr>
@@ -5344,7 +5344,7 @@
     <w:pPr>
       <w:keepNext/>
       <w:keepLines/>
-      <w:spacing w:after="0" w:before="200" w:line="360" w:lineRule="auto"/>
+      <w:spacing w:after="0" w:before="200" w:line="288" w:lineRule="auto"/>
       <w:jc w:val="both"/>
       <w:outlineLvl w:val="6"/>
     </w:pPr>
@@ -5365,7 +5365,7 @@
     <w:pPr>
       <w:keepNext/>
       <w:keepLines/>
-      <w:spacing w:after="0" w:before="200" w:line="360" w:lineRule="auto"/>
+      <w:spacing w:after="0" w:before="200" w:line="288" w:lineRule="auto"/>
       <w:jc w:val="both"/>
       <w:outlineLvl w:val="7"/>
     </w:pPr>
@@ -5386,7 +5386,7 @@
     <w:pPr>
       <w:keepNext/>
       <w:keepLines/>
-      <w:spacing w:after="0" w:before="200" w:line="360" w:lineRule="auto"/>
+      <w:spacing w:after="0" w:before="200" w:line="288" w:lineRule="auto"/>
       <w:jc w:val="both"/>
       <w:outlineLvl w:val="8"/>
     </w:pPr>
@@ -5405,7 +5405,7 @@
     <w:unhideWhenUsed/>
     <w:qFormat/>
     <w:pPr>
-      <w:spacing w:after="100" w:before="100" w:line="360" w:lineRule="auto"/>
+      <w:spacing w:after="100" w:before="100" w:line="288" w:lineRule="auto"/>
       <w:ind w:firstLine="0" w:left="480" w:right="480"/>
       <w:jc w:val="both"/>
     </w:pPr>
@@ -5423,7 +5423,7 @@
     <w:unhideWhenUsed/>
     <w:qFormat/>
     <w:pPr>
-      <w:spacing w:line="360" w:lineRule="auto"/>
+      <w:spacing w:line="288" w:lineRule="auto"/>
       <w:jc w:val="both"/>
     </w:pPr>
     <w:rPr>
@@ -5449,7 +5449,7 @@
     <w:unhideWhenUsed/>
     <w:qFormat/>
     <w:pPr>
-      <w:spacing w:line="360" w:lineRule="auto"/>
+      <w:spacing w:line="288" w:lineRule="auto"/>
       <w:jc w:val="both"/>
     </w:pPr>
     <w:rPr>
@@ -5489,7 +5489,7 @@
     <w:pPr>
       <w:keepNext/>
       <w:keepLines/>
-      <w:spacing w:after="0" w:line="360" w:lineRule="auto"/>
+      <w:spacing w:after="0" w:line="288" w:lineRule="auto"/>
       <w:jc w:val="both"/>
     </w:pPr>
     <w:rPr>
@@ -5503,7 +5503,7 @@
     <w:name w:val="Definition"/>
     <w:basedOn w:val="Normal"/>
     <w:pPr>
-      <w:spacing w:line="360" w:lineRule="auto"/>
+      <w:spacing w:line="288" w:lineRule="auto"/>
       <w:jc w:val="both"/>
     </w:pPr>
     <w:rPr>
@@ -5517,7 +5517,7 @@
     <w:basedOn w:val="Normal"/>
     <w:link w:val="BodyTextChar"/>
     <w:pPr>
-      <w:spacing w:after="120" w:before="0" w:line="360" w:lineRule="auto"/>
+      <w:spacing w:after="120" w:before="0" w:line="288" w:lineRule="auto"/>
       <w:jc w:val="both"/>
     </w:pPr>
     <w:rPr>
@@ -5532,7 +5532,7 @@
     <w:basedOn w:val="Caption"/>
     <w:pPr>
       <w:keepNext/>
-      <w:spacing w:line="360" w:lineRule="auto"/>
+      <w:spacing w:line="288" w:lineRule="auto"/>
       <w:jc w:val="both"/>
     </w:pPr>
     <w:rPr>
@@ -5545,7 +5545,7 @@
     <w:name w:val="Image Caption"/>
     <w:basedOn w:val="Caption"/>
     <w:pPr>
-      <w:spacing w:line="360" w:lineRule="auto"/>
+      <w:spacing w:line="288" w:lineRule="auto"/>
       <w:jc w:val="both"/>
     </w:pPr>
     <w:rPr>
@@ -5558,7 +5558,7 @@
     <w:name w:val="Figure"/>
     <w:basedOn w:val="Normal"/>
     <w:pPr>
-      <w:spacing w:line="360" w:lineRule="auto"/>
+      <w:spacing w:line="288" w:lineRule="auto"/>
       <w:jc w:val="both"/>
     </w:pPr>
     <w:rPr>
@@ -5572,7 +5572,7 @@
     <w:basedOn w:val="Figure"/>
     <w:pPr>
       <w:keepNext/>
-      <w:spacing w:line="360" w:lineRule="auto"/>
+      <w:spacing w:line="288" w:lineRule="auto"/>
       <w:jc w:val="both"/>
     </w:pPr>
     <w:rPr>
@@ -5636,7 +5636,7 @@
     <w:unhideWhenUsed/>
     <w:qFormat/>
     <w:pPr>
-      <w:spacing w:before="240" w:line="360" w:lineRule="auto"/>
+      <w:spacing w:before="240" w:line="288" w:lineRule="auto"/>
       <w:jc w:val="both"/>
       <w:outlineLvl w:val="9"/>
     </w:pPr>

--- a/dist/downloads/manuscripts_vi/p5_china_vi.docx
+++ b/dist/downloads/manuscripts_vi/p5_china_vi.docx
@@ -3802,7 +3802,49 @@
         <w:pStyle w:val="BodyText"/>
       </w:pPr>
       <w:r>
-        <w:t xml:space="preserve">Đối với doanh nghiệp tư nhân Trung Quốc, ngưỡng khoảng 48% cường độ xuất khẩu phản ánh sức căng cấu trúc giữa lợi ích học hỏi qua xuất khẩu (hoạt động dưới ngưỡng) và leo thang chi phí phối hợp (hoạt động trên ngưỡng) mà không bị trung gian bởi một thập kỷ thay đổi chính sách và kinh tế vĩ mô. Hàm ý cho nhà quản lý là phân bổ hơn khoảng một nửa doanh thu cho xuất khẩu trực tiếp có xu hướng xói mòn năng suất bất kể thập kỷ hay môi trường bên ngoài.</w:t>
+        <w:t xml:space="preserve">Đối với doanh nghiệp tư nhân Trung Quốc, ngưỡng khoảng 48% cường độ xuất khẩu hoạt động như một</w:t>
+      </w:r>
+      <w:r>
+        <w:t xml:space="preserve"> </w:t>
+      </w:r>
+      <w:r>
+        <w:rPr>
+          <w:bCs/>
+          <w:b/>
+        </w:rPr>
+        <w:t xml:space="preserve">hằng số sinh tồn (survival constant)</w:t>
+      </w:r>
+      <w:r>
+        <w:t xml:space="preserve">: nó phản ánh sức căng cấu trúc giữa lợi ích học hỏi qua xuất khẩu (hoạt động dưới ngưỡng) và leo thang chi phí phối hợp (hoạt động trên ngưỡng) mà không bị trung gian bởi một thập kỷ thay đổi chính sách và kinh tế vĩ mô. Cơ chế nằm dưới độ bền này là sự</w:t>
+      </w:r>
+      <w:r>
+        <w:t xml:space="preserve"> </w:t>
+      </w:r>
+      <w:r>
+        <w:rPr>
+          <w:bCs/>
+          <w:b/>
+        </w:rPr>
+        <w:t xml:space="preserve">quá nhúng cấu trúc (structural over-embeddedness)</w:t>
+      </w:r>
+      <w:r>
+        <w:t xml:space="preserve"> </w:t>
+      </w:r>
+      <w:r>
+        <w:t xml:space="preserve">kết hợp với</w:t>
+      </w:r>
+      <w:r>
+        <w:t xml:space="preserve"> </w:t>
+      </w:r>
+      <w:r>
+        <w:rPr>
+          <w:bCs/>
+          <w:b/>
+        </w:rPr>
+        <w:t xml:space="preserve">ràng buộc vốn lưu động (working-capital constraints)</w:t>
+      </w:r>
+      <w:r>
+        <w:t xml:space="preserve">: khi vượt ngưỡng ~48%, doanh nghiệp lệ thuộc quá mức vào khách hàng và chuỗi giá trị quốc tế, đồng thời chịu áp lực quay vòng vốn lưu động nghiêm trọng từ các điều khoản thanh toán xuyên biên giới (thời gian thu hồi nợ kéo dài, chi phí logistics quốc tế, rủi ro tỷ giá — Manova, 2013), khiến năng suất xói mòn bất kể môi trường vĩ mô. Hàm ý cho nhà quản lý là phân bổ hơn khoảng một nửa doanh thu cho xuất khẩu trực tiếp có xu hướng xói mòn năng suất bất kể thập kỷ hay môi trường bên ngoài.</w:t>
       </w:r>
     </w:p>
     <w:bookmarkEnd w:id="52"/>

--- a/dist/downloads/manuscripts_vi/p5_china_vi.docx
+++ b/dist/downloads/manuscripts_vi/p5_china_vi.docx
@@ -4839,7 +4839,7 @@
           <w:iCs/>
           <w:i/>
         </w:rPr>
-        <w:t xml:space="preserve">apjm/</w:t>
+        <w:t xml:space="preserve">ijoem/</w:t>
       </w:r>
       <w:r>
         <w:rPr>
